--- a/data/revised_2026-10_full/outputs/v2/Maths/SS3.4_Linear_Motion/Mathematics_Linear_Motion_FinalExplanation_TeacherKey.docx
+++ b/data/revised_2026-10_full/outputs/v2/Maths/SS3.4_Linear_Motion/Mathematics_Linear_Motion_FinalExplanation_TeacherKey.docx
@@ -3292,7 +3292,7 @@
         </w:rPr>
         <w:t xml:space="preserve">© 2026 SeaVuria and ARES. This work is licensed under a </w:t>
       </w:r>
-      <w:hyperlink w:history="1" r:id="rIdeeoda5ebeephlsaa95g6q">
+      <w:hyperlink w:history="1" r:id="rIdtc_jppcymzdmu0lamlggk">
         <w:r>
           <w:rPr>
             <w:rFonts w:ascii="Arial" w:cs="Arial" w:eastAsia="Arial" w:hAnsi="Arial"/>
@@ -3312,7 +3312,7 @@
         </w:rPr>
         <w:t xml:space="preserve"> (</w:t>
       </w:r>
-      <w:hyperlink w:history="1" r:id="rId9cgzj8d8ctj5wqsncd_8b">
+      <w:hyperlink w:history="1" r:id="rId0ecl-c8-y72rxffxn9msg">
         <w:r>
           <w:rPr>
             <w:rFonts w:ascii="Arial" w:cs="Arial" w:eastAsia="Arial" w:hAnsi="Arial"/>
@@ -3332,7 +3332,7 @@
         </w:rPr>
         <w:t xml:space="preserve">). To view a copy of this license, visit </w:t>
       </w:r>
-      <w:hyperlink w:history="1" r:id="rIdikxhmdssg-7clcgv8ljkc">
+      <w:hyperlink w:history="1" r:id="rId7hsxef7isifusegeuih0f">
         <w:r>
           <w:rPr>
             <w:rFonts w:ascii="Arial" w:cs="Arial" w:eastAsia="Arial" w:hAnsi="Arial"/>
